--- a/public/files/en/homework-redesign-kit.docx
+++ b/public/files/en/homework-redesign-kit.docx
@@ -745,42 +745,6 @@
         <w:t>Core idea: the point of redesigning is not to make the assignment longer or harder. Under the same learning objective and the same time required, add "quote evidence, use your own words, give a personal reason, explain orally" so that copying and AI-generated work stop being useful, and the thinking process shows itself.</w:t>
       </w:r>
     </w:p>
-    <w:p>
-      <w:pPr>
-        <w:spacing w:before="240" w:after="80"/>
-      </w:pPr>
-      <w:r>
-        <w:rPr>
-          <w:rFonts w:ascii="Quicksand" w:hAnsi="Quicksand" w:cs="Quicksand" w:eastAsia="Noto Sans TC"/>
-          <w:b/>
-          <w:color w:val="E10707"/>
-          <w:sz w:val="28"/>
-        </w:rPr>
-        <w:t>How this relates to the EDB framework</w:t>
-      </w:r>
-    </w:p>
-    <w:p>
-      <w:r>
-        <w:rPr>
-          <w:rFonts w:ascii="Quicksand" w:hAnsi="Quicksand" w:cs="Quicksand" w:eastAsia="Noto Sans TC"/>
-          <w:b w:val="0"/>
-          <w:color w:val="080808"/>
-          <w:sz w:val="21"/>
-        </w:rPr>
-        <w:t>Relates to the AI Literacy Learning Framework for Primary and Secondary Schools (source F, Supplement I), p.1-13: it values authentic, varied assessment and the learning process, not only the finished product. And to the Guide to Using AI in Teaching in Primary and Secondary Schools (source G, Supplement II), pp.2-7 to 2-8: it discourages the direct submission of AI-generated work and recommends process evidence, oral questioning and adjusted assessment arrangements. Official documents: https://www.edb.gov.hk/en/edu-system/primary-secondary/applicable-to-primary-secondary/it-in-edu/debp.html</w:t>
-      </w:r>
-    </w:p>
-    <w:p>
-      <w:r>
-        <w:rPr>
-          <w:rFonts w:ascii="Quicksand" w:hAnsi="Quicksand" w:cs="Quicksand" w:eastAsia="Noto Sans TC"/>
-          <w:b w:val="0"/>
-          <w:color w:val="080808"/>
-          <w:sz w:val="21"/>
-        </w:rPr>
-        <w:t>This is an independent Beets teaching resource, not an official EDB publication.</w:t>
-      </w:r>
-    </w:p>
     <w:sectPr>
       <w:pgSz w:w="11906" w:h="16838"/>
       <w:pgMar w:top="1020" w:right="1134" w:bottom="1020" w:left="1134" w:header="720" w:footer="720" w:gutter="0"/>

--- a/public/files/en/homework-redesign-kit.docx
+++ b/public/files/en/homework-redesign-kit.docx
@@ -146,7 +146,7 @@
           <w:color w:val="E10707"/>
           <w:sz w:val="28"/>
         </w:rPr>
-        <w:t>Example 2 — General Studies data task (P6)</w:t>
+        <w:t>Example 2 — Humanities data task (P6)</w:t>
       </w:r>
     </w:p>
     <w:p>
